--- a/ru/wisdom-stories/not-leaving-the-right-path.docx
+++ b/ru/wisdom-stories/not-leaving-the-right-path.docx
@@ -70,7 +70,7 @@
           <w:color w:val="000000"/>
           <w:sz w:val="22"/>
         </w:rPr>
-        <w:t>После этого урока царь спокойно дал человеку совет: «Если ты будешь так же внимателен ко всему, что делаешь, к каждому порученному тебе заданию, если будешь посвящать себя работе и не забывать, что Бог всегда наблюдает за тобой, ты никогда не собьешься с праведного пути».</w:t>
+        <w:t>После этого урока царь спокойно дал человеку совет: «Если ты будешь так же внимателен ко всему, что делаешь, к каждому порученному тебе заданию, если будешь посвящать себя работе и не забывать, что Аллах всегда наблюдает за тобой, ты никогда не собьешься с праведного пути».</w:t>
       </w:r>
     </w:p>
     <w:p>
@@ -98,7 +98,7 @@
           <w:color w:val="9A7417"/>
           <w:sz w:val="22"/>
         </w:rPr>
-        <w:t xml:space="preserve">Мораль: </w:t>
+        <w:t>Мораль: Человек, который подходит ко всему, что делает, с полной сосредоточенностью и не забывает, что Аллах наблюдает за ним, никогда не собьется с праведного пути.</w:t>
       </w:r>
       <w:r>
         <w:rPr>
@@ -108,7 +108,6 @@
           <w:color w:val="3F3826"/>
           <w:sz w:val="22"/>
         </w:rPr>
-        <w:t>Человек, который подходит ко всему, что делает, с полной сосредоточенностью и не забывает, что Бог наблюдает за ним, никогда не собьется с праведного пути.</w:t>
       </w:r>
     </w:p>
     <w:p>

--- a/ru/wisdom-stories/not-leaving-the-right-path.docx
+++ b/ru/wisdom-stories/not-leaving-the-right-path.docx
@@ -14,7 +14,7 @@
           <w:color w:val="000000"/>
           <w:sz w:val="52"/>
         </w:rPr>
-        <w:t>Не отклоняться от праведного пути</w:t>
+        <w:t>Не сходить с праведного пути</w:t>
       </w:r>
     </w:p>
     <w:p>
@@ -22,13 +22,7 @@
         <w:jc w:val="left"/>
       </w:pPr>
       <w:r>
-        <w:rPr>
-          <w:rFonts w:ascii="Arial" w:hAnsi="Arial" w:eastAsia="Arial"/>
-          <w:i w:val="0"/>
-          <w:color w:val="000000"/>
-          <w:sz w:val="22"/>
-        </w:rPr>
-        <w:t>Однажды человек, который тратил время впустую, бездельничая и пожирая наследство, устал от этого и отправился к царю за советом, как жить праведной жизнью, не отклоняясь от праведного пути, и попросил его показать ему путь. Царь немного подумал и приказал человеку сделать следующее: «Возьми этот кувшин, полный оливкового масла, и отнеси его с одного конца города на другой, не пролив ни капли. Если хоть капля упадет на землю, знай, что тебе отрубят шею». Он также назначил двух солдат для надзора.</w:t>
+        <w:t>Жил однажды человек, который проводил дни в безделье и жил за счёт доставшегося ему наследства. Со временем такая жизнь ему наскучила. Он захотел жить честно и не сходить с праведного пути, поэтому пришёл к царю за советом.</w:t>
       </w:r>
     </w:p>
     <w:p>
@@ -36,13 +30,7 @@
         <w:jc w:val="left"/>
       </w:pPr>
       <w:r>
-        <w:rPr>
-          <w:rFonts w:ascii="Arial" w:hAnsi="Arial" w:eastAsia="Arial"/>
-          <w:i w:val="0"/>
-          <w:color w:val="000000"/>
-          <w:sz w:val="22"/>
-        </w:rPr>
-        <w:t>Человек собрал все свои силы, проявил смекалку и отнес кувшин на другой конец города, не пролив ни капли. Затем он вернулся и снова пошел к царю, сказав: «Да будет царь жив, я прекрасно выполнил твой приказ». Царь спросил: «Что ты видел в городе, что ты видел?» В тот день в городе был рынок, и толпа была так велика, что даже булавка не падала на землю.</w:t>
+        <w:t>Царь немного подумал, протянул ему кувшин, до краёв наполненный оливковым маслом, и сказал:</w:t>
       </w:r>
     </w:p>
     <w:p>
@@ -50,13 +38,7 @@
         <w:jc w:val="left"/>
       </w:pPr>
       <w:r>
-        <w:rPr>
-          <w:rFonts w:ascii="Arial" w:hAnsi="Arial" w:eastAsia="Arial"/>
-          <w:i w:val="0"/>
-          <w:color w:val="000000"/>
-          <w:sz w:val="22"/>
-        </w:rPr>
-        <w:t>Тем не менее, человек ответил царю: «Да будет царь жив, я так осторожен, что не пролил масло из кувшина на землю ради своей жизни, что ни на мгновение не мог оторвать глаз от кувшина, чтобы осмотреться. Поэтому я никого не видел и не был свидетелем никаких событий».</w:t>
+        <w:t>— Отнеси этот кувшин с одного конца города на другой и не пролей ни капли. Если хоть одна капля упадёт на землю, поплатишься головой.</w:t>
       </w:r>
     </w:p>
     <w:p>
@@ -64,13 +46,63 @@
         <w:jc w:val="left"/>
       </w:pPr>
       <w:r>
-        <w:rPr>
-          <w:rFonts w:ascii="Arial" w:hAnsi="Arial" w:eastAsia="Arial"/>
-          <w:i w:val="0"/>
-          <w:color w:val="000000"/>
-          <w:sz w:val="22"/>
-        </w:rPr>
-        <w:t>После этого урока царь спокойно дал человеку совет: «Если ты будешь так же внимателен ко всему, что делаешь, к каждому порученному тебе заданию, если будешь посвящать себя работе и не забывать, что Аллах всегда наблюдает за тобой, ты никогда не собьешься с праведного пути».</w:t>
+        <w:t>Для надзора он отправил вместе с человеком двух воинов. Тот собрался, сосредоточился и донёс кувшин до другого конца города, не пролив ни капли. Вернувшись, он сказал:</w:t>
+      </w:r>
+    </w:p>
+    <w:p>
+      <w:pPr>
+        <w:jc w:val="left"/>
+      </w:pPr>
+      <w:r>
+        <w:t>— Государь, я выполнил ваш приказ в точности.</w:t>
+      </w:r>
+    </w:p>
+    <w:p>
+      <w:pPr>
+        <w:jc w:val="left"/>
+      </w:pPr>
+      <w:r>
+        <w:t>Царь спросил:</w:t>
+      </w:r>
+    </w:p>
+    <w:p>
+      <w:pPr>
+        <w:jc w:val="left"/>
+      </w:pPr>
+      <w:r>
+        <w:t>— А что ты видел по дороге?</w:t>
+      </w:r>
+    </w:p>
+    <w:p>
+      <w:pPr>
+        <w:jc w:val="left"/>
+      </w:pPr>
+      <w:r>
+        <w:t>В тот день в городе был большой базар, на улицах яблоку негде было упасть. Но человек ответил:</w:t>
+      </w:r>
+    </w:p>
+    <w:p>
+      <w:pPr>
+        <w:jc w:val="left"/>
+      </w:pPr>
+      <w:r>
+        <w:t>— Государь, я так боялся пролить масло и лишиться жизни, что ни на миг не отводил глаз от кувшина. Поэтому я не видел ни людей, ни того, что происходило вокруг.</w:t>
+      </w:r>
+    </w:p>
+    <w:p>
+      <w:pPr>
+        <w:jc w:val="left"/>
+      </w:pPr>
+      <w:r>
+        <w:t>Тогда царь сказал:</w:t>
+      </w:r>
+    </w:p>
+    <w:p>
+      <w:pPr>
+        <w:jc w:val="left"/>
+      </w:pPr>
+      <w:r>
+        <w:t>— Запомни этот урок. Если к каждому делу и каждой обязанности будешь относиться с такой же сосредоточенностью, полностью отдаваясь своему делу и помня, что Аллах всегда видит тебя, ты не собьёшься с праведного пути.</w:t>
       </w:r>
     </w:p>
     <w:p>
@@ -92,22 +124,12 @@
       </w:pPr>
       <w:r>
         <w:rPr>
-          <w:rFonts w:ascii="Arial" w:hAnsi="Arial" w:eastAsia="Arial" w:cs="Arial"/>
           <w:b/>
-          <w:i w:val="0"/>
-          <w:color w:val="9A7417"/>
-          <w:sz w:val="22"/>
         </w:rPr>
-        <w:t>Мораль: Человек, который подходит ко всему, что делает, с полной сосредоточенностью и не забывает, что Аллах наблюдает за ним, никогда не собьется с праведного пути.</w:t>
+        <w:t xml:space="preserve">Мораль: </w:t>
       </w:r>
       <w:r>
-        <w:rPr>
-          <w:rFonts w:ascii="Arial" w:hAnsi="Arial" w:eastAsia="Arial" w:cs="Arial"/>
-          <w:b w:val="0"/>
-          <w:i w:val="0"/>
-          <w:color w:val="3F3826"/>
-          <w:sz w:val="22"/>
-        </w:rPr>
+        <w:t>Тот, кто внимательно относится к своим поступкам и помнит, что Аллах видит его, не так легко сбивается с праведного пути.</w:t>
       </w:r>
     </w:p>
     <w:p>
